--- a/01-requisitos/05-matriz-rastreabilidade.docx
+++ b/01-requisitos/05-matriz-rastreabilidade.docx
@@ -233,7 +233,7 @@
               <w:pStyle w:val="Compact"/>
             </w:pPr>
             <w:r>
-              <w:t xml:space="preserve">User Story</w:t>
+              <w:t xml:space="preserve">História de Utilizador</w:t>
             </w:r>
           </w:p>
         </w:tc>
@@ -810,7 +810,7 @@
               <w:pStyle w:val="Compact"/>
             </w:pPr>
             <w:r>
-              <w:t xml:space="preserve">Requisitos sem user story associada (órfãos)</w:t>
+              <w:t xml:space="preserve">Requisitos sem história de utilizador associada (órfãos)</w:t>
             </w:r>
           </w:p>
         </w:tc>
